--- a/docs/metodichka/kniga/rezultat/3-2-wbs_rukopis-RIC.docx
+++ b/docs/metodichka/kniga/rezultat/3-2-wbs_rukopis-RIC.docx
@@ -26,7 +26,7 @@
         <w:pStyle w:val="Heading3"/>
       </w:pPr>
       <w:r>
-        <w:t xml:space="preserve">3.2.1 Зачем нужна WBS и где она стоит в проекте</w:t>
+        <w:t xml:space="preserve">3.2.1 Зачем нужна структура работ и где она стоит в проекте</w:t>
       </w:r>
     </w:p>
     <w:p>
@@ -58,7 +58,7 @@
         <w:t xml:space="preserve"> </w:t>
       </w:r>
       <w:r>
-        <w:t xml:space="preserve">(WBS, work breakdown structure). Её место в планировании показано на рис.</w:t>
+        <w:t xml:space="preserve">(англ. work breakdown structure, WBS). Дальше будем называть её короче — структура работ. Её место в планировании показано на рис.</w:t>
       </w:r>
       <w:r>
         <w:t xml:space="preserve"> </w:t>
@@ -68,7 +68,7 @@
         <w:t xml:space="preserve">1</w:t>
       </w:r>
       <w:r>
-        <w:t xml:space="preserve">: WBS получает на вход выбранные ветви дерева целей, а её пакеты работ становятся входом календарного плана, сметы и реестра рисков.</w:t>
+        <w:t xml:space="preserve">. Структура работ получает на вход выбранные ветви дерева целей, а её пакеты работ становятся входом календарного плана, сметы и реестра рисков.</w:t>
       </w:r>
     </w:p>
     <w:tbl>
@@ -93,7 +93,7 @@
             <w:r>
               <w:drawing>
                 <wp:inline>
-                  <wp:extent cx="3981450" cy="552450"/>
+                  <wp:extent cx="4010025" cy="685800"/>
                   <wp:effectExtent b="0" l="0" r="0" t="0"/>
                   <wp:docPr descr="" title="" id="21" name="Picture"/>
                   <a:graphic>
@@ -123,7 +123,7 @@
                         <pic:spPr bwMode="auto">
                           <a:xfrm>
                             <a:off x="0" y="0"/>
-                            <a:ext cx="3981450" cy="552450"/>
+                            <a:ext cx="4010025" cy="685800"/>
                           </a:xfrm>
                           <a:prstGeom prst="rect">
                             <a:avLst/>
@@ -149,7 +149,7 @@
               <w:pStyle w:val="ImageCaption"/>
             </w:pPr>
             <w:r>
-              <w:t xml:space="preserve">Рис. 1. Место WBS в планировании проекта</w:t>
+              <w:t xml:space="preserve">Рис. 1. Место структуры работ в планировании проекта</w:t>
             </w:r>
           </w:p>
           <w:bookmarkEnd w:id="23"/>
@@ -207,7 +207,7 @@
         <w:t xml:space="preserve"> </w:t>
       </w:r>
       <w:r>
-        <w:t xml:space="preserve">Иерархическая структура работ (WBS) — иерархическая декомпозиция всего объёма работ, который команда должна выполнить, чтобы достичь целей проекта и получить требуемые результаты</w:t>
+        <w:t xml:space="preserve">Иерархическая структура работ — иерархическая декомпозиция всего объёма работ, который команда должна выполнить, чтобы достичь целей проекта и получить требуемые результаты</w:t>
       </w:r>
       <w:r>
         <w:t xml:space="preserve"> </w:t>
@@ -234,7 +234,7 @@
         <w:t xml:space="preserve"> </w:t>
       </w:r>
       <w:r>
-        <w:t xml:space="preserve">Пакет работ (work package) — работа на нижнем уровне WBS, для которой можно оценить длительность и стоимость и за выполнением которой можно следить</w:t>
+        <w:t xml:space="preserve">Пакет работ (англ. work package) — работа на нижнем уровне структуры работ, для которой можно оценить длительность и стоимость и за выполнением которой можно следить</w:t>
       </w:r>
       <w:r>
         <w:t xml:space="preserve"> </w:t>
@@ -279,7 +279,7 @@
         <w:t xml:space="preserve"> </w:t>
       </w:r>
       <w:r>
-        <w:t xml:space="preserve">WBS включает всю работу, входящую в содержание проекта, и ничего сверх него. Сумма работ на нижнем уровне каждой ветви равна работе её верхнего элемента</w:t>
+        <w:t xml:space="preserve">Структура работ включает всю работу, входящую в содержание проекта, и ничего сверх него. Сумма работ на нижнем уровне каждой ветви равна работе её верхнего элемента</w:t>
       </w:r>
       <w:r>
         <w:t xml:space="preserve"> </w:t>
@@ -306,7 +306,7 @@
         <w:t xml:space="preserve">2</w:t>
       </w:r>
       <w:r>
-        <w:t xml:space="preserve">). Если в WBS чего-то не хватает, эта работа всё равно будет сделана, но в план и в срок не попадёт. Если в WBS есть лишнее, это то, что команда отложила за границу, и оно вернулось в проект без решения.</w:t>
+        <w:t xml:space="preserve">). Если в структуре работ чего-то не хватает, эта работа всё равно будет сделана, но в план и в срок не попадёт. Если в структуре работ есть лишнее, это то, что команда отложила за границу, и оно вернулось в проект без решения.</w:t>
       </w:r>
     </w:p>
     <w:tbl>
@@ -387,7 +387,7 @@
               <w:pStyle w:val="ImageCaption"/>
             </w:pPr>
             <w:r>
-              <w:t xml:space="preserve">Рис. 2. Правило 100 %: пакеты в сумме дают результат, работа за границей в WBS не входит</w:t>
+              <w:t xml:space="preserve">Рис. 2. Правило 100 %: пакеты в сумме дают результат, работа за границей в структуру работ не входит</w:t>
             </w:r>
           </w:p>
           <w:bookmarkEnd w:id="28"/>
@@ -399,7 +399,7 @@
         <w:pStyle w:val="BodyText"/>
       </w:pPr>
       <w:r>
-        <w:t xml:space="preserve">Дерево целей и WBS отвечают на разные вопросы. Дерево целей — «что должно стать иначе», WBS — «что мы для этого сделаем и предъявим». Цель — состояние («влажность на глубине корней видна»), элемент WBS — результат («прототип датчика с индикатором»).</w:t>
+        <w:t xml:space="preserve">Дерево целей и структура работ отвечают на разные вопросы. Дерево целей — «что должно стать иначе», структура работ — «что мы для этого сделаем и предъявим». Цель — состояние («влажность на глубине корней видна»), элемент структуры работ — результат («прототип датчика с индикатором»).</w:t>
       </w:r>
     </w:p>
     <w:bookmarkEnd w:id="29"/>
@@ -409,7 +409,7 @@
         <w:pStyle w:val="Heading3"/>
       </w:pPr>
       <w:r>
-        <w:t xml:space="preserve">3.2.3 Как построить WBS за шесть шагов</w:t>
+        <w:t xml:space="preserve">3.2.3 Как построить структуру работ за шесть шагов</w:t>
       </w:r>
     </w:p>
     <w:p>
@@ -590,7 +590,7 @@
         <w:t xml:space="preserve"> </w:t>
       </w:r>
       <w:r>
-        <w:t xml:space="preserve">Если все пакеты под результатом сделаны, результат готов? Если нет — чего-то не хватает. Нет ли в WBS того, от чего команда отказалась в границах?</w:t>
+        <w:t xml:space="preserve">Если все пакеты под результатом сделаны, результат готов? Если нет — чего-то не хватает. Нет ли в структуре работ того, от чего команда отказалась в границах?</w:t>
       </w:r>
     </w:p>
     <w:p>
@@ -620,7 +620,7 @@
         <w:pStyle w:val="FirstParagraph"/>
       </w:pPr>
       <w:r>
-        <w:t xml:space="preserve">В примере умного горшка команда выбрала на дереве целей две ветви: «влажность на глубине корней видна» и «датчик доступен по цене и подходит для комнатного растения». Автоматический полив и работа в отсутствие хозяина остались за границей. Из этих ветвей и вырастает WBS в следующем параграфе.</w:t>
+        <w:t xml:space="preserve">В примере умного горшка команда выбрала на дереве целей две ветви: «влажность на глубине корней видна» и «датчик доступен по цене и подходит для комнатного растения». Автоматический полив и работа в отсутствие хозяина остались за границей. Из этих ветвей и вырастает структура работ в следующем параграфе.</w:t>
       </w:r>
     </w:p>
     <w:bookmarkEnd w:id="30"/>
@@ -630,7 +630,7 @@
         <w:pStyle w:val="Heading3"/>
       </w:pPr>
       <w:r>
-        <w:t xml:space="preserve">3.2.4 Пример: WBS умного горшка</w:t>
+        <w:t xml:space="preserve">3.2.4 Пример: структура работ умного горшка</w:t>
       </w:r>
     </w:p>
     <w:p>
@@ -739,7 +739,7 @@
               <w:pStyle w:val="ImageCaption"/>
             </w:pPr>
             <w:r>
-              <w:t xml:space="preserve">Рис. 3. WBS умного горшка</w:t>
+              <w:t xml:space="preserve">Рис. 3. Структура работ умного горшка</w:t>
             </w:r>
           </w:p>
           <w:bookmarkEnd w:id="34"/>
@@ -1222,7 +1222,7 @@
         <w:pStyle w:val="BodyText"/>
       </w:pPr>
       <w:r>
-        <w:t xml:space="preserve">Насоса и мобильного приложения в этой WBS нет: насос за границей, приложение для выбранных целей не нужно. Если кто-то предложит «а давайте ещё приложение», WBS и границы показывают, что это новое решение.</w:t>
+        <w:t xml:space="preserve">Насоса и мобильного приложения в этой структуре работ нет: насос за границей, приложение для выбранных целей не нужно. Если кто-то предложит «а давайте ещё приложение», структура работ и границы показывают, что это новое решение.</w:t>
       </w:r>
     </w:p>
     <w:bookmarkEnd w:id="36"/>
@@ -1274,7 +1274,7 @@
               <w:pStyle w:val="ImageCaption"/>
             </w:pPr>
             <w:r>
-              <w:t xml:space="preserve">Таблица 2. Типичные ошибки при построении WBS</w:t>
+              <w:t xml:space="preserve">Таблица 2. Типичные ошибки при построении структуры работ</w:t>
             </w:r>
           </w:p>
           <w:tbl>
@@ -1404,7 +1404,7 @@
                     <w:jc w:val="left"/>
                   </w:pPr>
                   <w:r>
-                    <w:t xml:space="preserve">В WBS вернулось то, что записано в границах</w:t>
+                    <w:t xml:space="preserve">В структуру работ вернулось то, что записано в границах</w:t>
                   </w:r>
                 </w:p>
               </w:tc>
@@ -1482,7 +1482,7 @@
                     <w:jc w:val="left"/>
                   </w:pPr>
                   <w:r>
-                    <w:t xml:space="preserve">В WBS уже стоят даты и порядок работ</w:t>
+                    <w:t xml:space="preserve">В структуре работ уже стоят даты и порядок работ</w:t>
                   </w:r>
                 </w:p>
               </w:tc>
@@ -1512,7 +1512,7 @@
         <w:pStyle w:val="Heading3"/>
       </w:pPr>
       <w:r>
-        <w:t xml:space="preserve">3.2.6 Лист WBS</w:t>
+        <w:t xml:space="preserve">3.2.6 Лист «Структура работ»</w:t>
       </w:r>
     </w:p>
     <w:p>
@@ -1611,7 +1611,7 @@
               <w:pStyle w:val="ImageCaption"/>
             </w:pPr>
             <w:r>
-              <w:t xml:space="preserve">Рис. 4. Схема листа WBS</w:t>
+              <w:t xml:space="preserve">Рис. 4. Схема листа «Структура работ»</w:t>
             </w:r>
           </w:p>
           <w:bookmarkEnd w:id="42"/>
@@ -1633,7 +1633,7 @@
         <w:pStyle w:val="FirstParagraph"/>
       </w:pPr>
       <w:r>
-        <w:t xml:space="preserve">WBS готова, если:</w:t>
+        <w:t xml:space="preserve">Структура работ готова, если:</w:t>
       </w:r>
     </w:p>
     <w:p>
@@ -1681,7 +1681,7 @@
         </w:numPr>
       </w:pPr>
       <w:r>
-        <w:t xml:space="preserve">для каждого результата выполнено правило 100 %, и в WBS нет ничего из границ;</w:t>
+        <w:t xml:space="preserve">для каждого результата выполнено правило 100 %, и в ней нет ничего из границ;</w:t>
       </w:r>
     </w:p>
     <w:p>
@@ -1693,7 +1693,7 @@
         </w:numPr>
       </w:pPr>
       <w:r>
-        <w:t xml:space="preserve">в WBS нет дат и порядка работ.</w:t>
+        <w:t xml:space="preserve">в структуре работ нет дат и порядка работ.</w:t>
       </w:r>
     </w:p>
     <w:p>
@@ -1701,7 +1701,7 @@
         <w:pStyle w:val="FirstParagraph"/>
       </w:pPr>
       <w:r>
-        <w:t xml:space="preserve">Вопросы для себя. Чем элемент WBS отличается от цели в дереве целей? Почему WBS не раскладывают по участникам команды? Найдите в своей WBS пакет, который один человек не сделает за две недели, и разложите его.</w:t>
+        <w:t xml:space="preserve">Вопросы для себя. Чем элемент структуры работ отличается от цели в дереве целей? Почему структуру работ не раскладывают по участникам команды? Найдите в своей структуре работ пакет, который один человек не сделает за две недели, и разложите его.</w:t>
       </w:r>
     </w:p>
     <w:bookmarkEnd w:id="44"/>

--- a/docs/metodichka/kniga/rezultat/3-2-wbs_rukopis-RIC.docx
+++ b/docs/metodichka/kniga/rezultat/3-2-wbs_rukopis-RIC.docx
@@ -1749,7 +1749,7 @@
         <w:t xml:space="preserve">	</w:t>
       </w:r>
       <w:r>
-        <w:t xml:space="preserve">Project Management Institute. A Guide to the Project Management Body of Knowledge (PMBOK Guide). 6-е изд. Newtown Square, PA: Project Management Institute, 2017.</w:t>
+        <w:t xml:space="preserve">Руководство к своду знаний по управлению проектами (Руководство PMBOK). – 6-е изд. – Ньютаун-Сквер, Пенсильвания : Project Management Institute, 2017.</w:t>
       </w:r>
     </w:p>
     <w:bookmarkEnd w:id="47"/>
@@ -1768,7 +1768,7 @@
         <w:t xml:space="preserve">	</w:t>
       </w:r>
       <w:r>
-        <w:t xml:space="preserve">Project Management Institute. Practice Standard for Work Breakdown Structures. 3-е изд. Newtown Square, PA: Project Management Institute, 2019.</w:t>
+        <w:t xml:space="preserve">Practice Standard for Work Breakdown Structures. – 3rd ed. – Newtown Square, PA : Project Management Institute, 2019.</w:t>
       </w:r>
     </w:p>
     <w:bookmarkEnd w:id="48"/>
